--- a/MD01/SS01/[ Khá ] Hệ thống Quản lý Đăng ký Môn học Đại học.docx
+++ b/MD01/SS01/[ Khá ] Hệ thống Quản lý Đăng ký Môn học Đại học.docx
@@ -29,7 +29,10 @@
         </w:numPr>
       </w:pPr>
       <w:r>
-        <w:t>Tên thực thể: Student</w:t>
+        <w:t xml:space="preserve">Tên thực thể: </w:t>
+      </w:r>
+      <w:r>
+        <w:t>Sinh viên</w:t>
       </w:r>
     </w:p>
     <w:p>
@@ -134,7 +137,10 @@
         </w:numPr>
       </w:pPr>
       <w:r>
-        <w:t>Tên thực thể: Course</w:t>
+        <w:t xml:space="preserve">Tên thực thể: </w:t>
+      </w:r>
+      <w:r>
+        <w:t>Môn học</w:t>
       </w:r>
     </w:p>
     <w:p>
@@ -211,7 +217,13 @@
         </w:numPr>
       </w:pPr>
       <w:r>
-        <w:t>Tên thực thể: Instructor</w:t>
+        <w:t>Tên thực thể:</w:t>
+      </w:r>
+      <w:r>
+        <w:t xml:space="preserve"> </w:t>
+      </w:r>
+      <w:r>
+        <w:t>giảng viên</w:t>
       </w:r>
     </w:p>
     <w:p>
@@ -387,6 +399,102 @@
         <w:t>Mã giảng viên – Khoá ngoại</w:t>
       </w:r>
     </w:p>
+    <w:p>
+      <w:r>
+        <w:t>Thực thể Đăng ký (Thực thể trung gian giữa Sinh viên và lớp học phần)</w:t>
+      </w:r>
+    </w:p>
+    <w:p>
+      <w:pPr>
+        <w:pStyle w:val="ListParagraph"/>
+        <w:numPr>
+          <w:ilvl w:val="0"/>
+          <w:numId w:val="1"/>
+        </w:numPr>
+      </w:pPr>
+      <w:r>
+        <w:t>Tên thực thể: Đăng ký</w:t>
+      </w:r>
+    </w:p>
+    <w:p>
+      <w:pPr>
+        <w:pStyle w:val="ListParagraph"/>
+        <w:numPr>
+          <w:ilvl w:val="0"/>
+          <w:numId w:val="1"/>
+        </w:numPr>
+      </w:pPr>
+      <w:r>
+        <w:t>Các thuộc tính:</w:t>
+      </w:r>
+    </w:p>
+    <w:p>
+      <w:pPr>
+        <w:pStyle w:val="ListParagraph"/>
+        <w:numPr>
+          <w:ilvl w:val="1"/>
+          <w:numId w:val="1"/>
+        </w:numPr>
+      </w:pPr>
+      <w:r>
+        <w:t>(</w:t>
+      </w:r>
+      <w:r>
+        <w:t>Mã lớp học phần</w:t>
+      </w:r>
+      <w:r>
+        <w:t>, Mã sinh viên ) – khóa chính</w:t>
+      </w:r>
+    </w:p>
+    <w:p>
+      <w:pPr>
+        <w:pStyle w:val="ListParagraph"/>
+        <w:numPr>
+          <w:ilvl w:val="1"/>
+          <w:numId w:val="1"/>
+        </w:numPr>
+      </w:pPr>
+      <w:r>
+        <w:t>Ngày đăng ký</w:t>
+      </w:r>
+    </w:p>
+    <w:p>
+      <w:pPr>
+        <w:pStyle w:val="ListParagraph"/>
+        <w:numPr>
+          <w:ilvl w:val="1"/>
+          <w:numId w:val="1"/>
+        </w:numPr>
+      </w:pPr>
+      <w:r>
+        <w:t>Trạng thái</w:t>
+      </w:r>
+    </w:p>
+    <w:p>
+      <w:pPr>
+        <w:pStyle w:val="ListParagraph"/>
+        <w:numPr>
+          <w:ilvl w:val="1"/>
+          <w:numId w:val="1"/>
+        </w:numPr>
+      </w:pPr>
+      <w:r>
+        <w:lastRenderedPageBreak/>
+        <w:t>Mã lớp học phần – Khóa ngoại</w:t>
+      </w:r>
+    </w:p>
+    <w:p>
+      <w:pPr>
+        <w:pStyle w:val="ListParagraph"/>
+        <w:numPr>
+          <w:ilvl w:val="1"/>
+          <w:numId w:val="1"/>
+        </w:numPr>
+      </w:pPr>
+      <w:r>
+        <w:t>Mã sinh viên – Khóa ngoại</w:t>
+      </w:r>
+    </w:p>
     <w:p/>
     <w:p>
       <w:pPr>
@@ -467,6 +575,9 @@
         <w:ind w:left="360"/>
       </w:pPr>
       <w:r>
+        <w:rPr>
+          <w:noProof/>
+        </w:rPr>
         <w:drawing>
           <wp:inline distT="0" distB="0" distL="0" distR="0" wp14:anchorId="3B2F1BD1" wp14:editId="4E145962">
             <wp:extent cx="5941695" cy="3126105"/>
